--- a/chamber doc.docx
+++ b/chamber doc.docx
@@ -76,6 +76,322 @@
         </w:rPr>
         <w:t>. This servers as the project root and is included in the state of the project. If an executioner needs to create a file or folder it sends the path and the name of the file or code to the workspace manager who writes the codes or creates the files.</w:t>
       </w:r>
+    </w:p>
+    <w:p>
+      <w:pPr>
+        <w:rPr>
+          <w:rFonts w:ascii="Times New Roman" w:hAnsi="Times New Roman" w:cs="Times New Roman"/>
+          <w:sz w:val="28"/>
+          <w:szCs w:val="28"/>
+        </w:rPr>
+      </w:pPr>
+    </w:p>
+    <w:p>
+      <w:pPr>
+        <w:rPr>
+          <w:rFonts w:ascii="Times New Roman" w:hAnsi="Times New Roman" w:cs="Times New Roman"/>
+          <w:sz w:val="28"/>
+          <w:szCs w:val="28"/>
+        </w:rPr>
+      </w:pPr>
+      <w:r>
+        <w:rPr>
+          <w:rFonts w:ascii="Times New Roman" w:hAnsi="Times New Roman" w:cs="Times New Roman"/>
+          <w:sz w:val="28"/>
+          <w:szCs w:val="28"/>
+        </w:rPr>
+        <w:t xml:space="preserve">Methods: </w:t>
+      </w:r>
+    </w:p>
+    <w:p>
+      <w:pPr>
+        <w:rPr>
+          <w:rFonts w:ascii="Times New Roman" w:hAnsi="Times New Roman" w:cs="Times New Roman"/>
+          <w:sz w:val="28"/>
+          <w:szCs w:val="28"/>
+        </w:rPr>
+      </w:pPr>
+      <w:r>
+        <w:rPr>
+          <w:rFonts w:ascii="Times New Roman" w:hAnsi="Times New Roman" w:cs="Times New Roman"/>
+          <w:sz w:val="28"/>
+          <w:szCs w:val="28"/>
+        </w:rPr>
+        <w:tab/>
+        <w:t>_resolve_path() : returns the non absolute path of the folder</w:t>
+      </w:r>
+    </w:p>
+    <w:p>
+      <w:pPr>
+        <w:ind w:left="720"/>
+        <w:rPr>
+          <w:rFonts w:ascii="Times New Roman" w:hAnsi="Times New Roman" w:cs="Times New Roman"/>
+          <w:sz w:val="28"/>
+          <w:szCs w:val="28"/>
+        </w:rPr>
+      </w:pPr>
+      <w:r>
+        <w:rPr>
+          <w:rFonts w:ascii="Times New Roman" w:hAnsi="Times New Roman" w:cs="Times New Roman"/>
+          <w:sz w:val="28"/>
+          <w:szCs w:val="28"/>
+        </w:rPr>
+        <w:t xml:space="preserve">scan_methods() : it is used to get all the files and folders in the workspace and store them </w:t>
+      </w:r>
+    </w:p>
+    <w:p>
+      <w:pPr>
+        <w:ind w:left="720"/>
+        <w:rPr>
+          <w:rFonts w:ascii="Times New Roman" w:hAnsi="Times New Roman" w:cs="Times New Roman"/>
+          <w:sz w:val="28"/>
+          <w:szCs w:val="28"/>
+        </w:rPr>
+      </w:pPr>
+      <w:r>
+        <w:rPr>
+          <w:rFonts w:ascii="Times New Roman" w:hAnsi="Times New Roman" w:cs="Times New Roman"/>
+          <w:sz w:val="28"/>
+          <w:szCs w:val="28"/>
+        </w:rPr>
+        <w:t>refresh() : used to update the files and folders of the directory</w:t>
+      </w:r>
+    </w:p>
+    <w:p>
+      <w:pPr>
+        <w:ind w:left="720"/>
+        <w:rPr>
+          <w:rFonts w:ascii="Times New Roman" w:hAnsi="Times New Roman" w:cs="Times New Roman"/>
+          <w:sz w:val="28"/>
+          <w:szCs w:val="28"/>
+        </w:rPr>
+      </w:pPr>
+      <w:r>
+        <w:rPr>
+          <w:rFonts w:ascii="Times New Roman" w:hAnsi="Times New Roman" w:cs="Times New Roman"/>
+          <w:sz w:val="28"/>
+          <w:szCs w:val="28"/>
+        </w:rPr>
+        <w:t>create_folder(path)  :  used to create a folder for the given folder name</w:t>
+      </w:r>
+    </w:p>
+    <w:p>
+      <w:pPr>
+        <w:ind w:left="720"/>
+        <w:rPr>
+          <w:rFonts w:ascii="Times New Roman" w:hAnsi="Times New Roman" w:cs="Times New Roman"/>
+          <w:sz w:val="28"/>
+          <w:szCs w:val="28"/>
+        </w:rPr>
+      </w:pPr>
+      <w:r>
+        <w:rPr>
+          <w:rFonts w:ascii="Times New Roman" w:hAnsi="Times New Roman" w:cs="Times New Roman"/>
+          <w:sz w:val="28"/>
+          <w:szCs w:val="28"/>
+        </w:rPr>
+        <w:t>write_file(path,content) : used to write content to the given file</w:t>
+      </w:r>
+    </w:p>
+    <w:p>
+      <w:pPr>
+        <w:ind w:left="720"/>
+        <w:rPr>
+          <w:rFonts w:ascii="Times New Roman" w:hAnsi="Times New Roman" w:cs="Times New Roman"/>
+          <w:sz w:val="28"/>
+          <w:szCs w:val="28"/>
+        </w:rPr>
+      </w:pPr>
+      <w:r>
+        <w:rPr>
+          <w:rFonts w:ascii="Times New Roman" w:hAnsi="Times New Roman" w:cs="Times New Roman"/>
+          <w:sz w:val="28"/>
+          <w:szCs w:val="28"/>
+        </w:rPr>
+        <w:t>delete_file(path) : used to delete a given file</w:t>
+      </w:r>
+    </w:p>
+    <w:p>
+      <w:pPr>
+        <w:ind w:left="720"/>
+        <w:rPr>
+          <w:rFonts w:ascii="Times New Roman" w:hAnsi="Times New Roman" w:cs="Times New Roman"/>
+          <w:sz w:val="28"/>
+          <w:szCs w:val="28"/>
+        </w:rPr>
+      </w:pPr>
+      <w:r>
+        <w:rPr>
+          <w:rFonts w:ascii="Times New Roman" w:hAnsi="Times New Roman" w:cs="Times New Roman"/>
+          <w:sz w:val="28"/>
+          <w:szCs w:val="28"/>
+        </w:rPr>
+        <w:t>read_file(path) : used to read the contents of the given file (path) for the agent</w:t>
+      </w:r>
+    </w:p>
+    <w:p>
+      <w:pPr>
+        <w:ind w:left="720"/>
+        <w:rPr>
+          <w:rFonts w:ascii="Times New Roman" w:hAnsi="Times New Roman" w:cs="Times New Roman"/>
+          <w:sz w:val="28"/>
+          <w:szCs w:val="28"/>
+        </w:rPr>
+      </w:pPr>
+      <w:r>
+        <w:rPr>
+          <w:rFonts w:ascii="Times New Roman" w:hAnsi="Times New Roman" w:cs="Times New Roman"/>
+          <w:sz w:val="28"/>
+          <w:szCs w:val="28"/>
+        </w:rPr>
+        <w:t>append_to_file(path): used to add new content to the file(path)</w:t>
+      </w:r>
+    </w:p>
+    <w:p>
+      <w:pPr>
+        <w:ind w:left="720"/>
+        <w:rPr>
+          <w:rFonts w:ascii="Times New Roman" w:hAnsi="Times New Roman" w:cs="Times New Roman"/>
+          <w:sz w:val="28"/>
+          <w:szCs w:val="28"/>
+        </w:rPr>
+      </w:pPr>
+      <w:r>
+        <w:rPr>
+          <w:rFonts w:ascii="Times New Roman" w:hAnsi="Times New Roman" w:cs="Times New Roman"/>
+          <w:sz w:val="28"/>
+          <w:szCs w:val="28"/>
+        </w:rPr>
+        <w:t>apply_patch(path,content) : used to change/modify the contents of the file using diffs</w:t>
+      </w:r>
+    </w:p>
+    <w:p>
+      <w:pPr>
+        <w:ind w:left="720"/>
+        <w:rPr>
+          <w:rFonts w:ascii="Times New Roman" w:hAnsi="Times New Roman" w:cs="Times New Roman"/>
+          <w:sz w:val="28"/>
+          <w:szCs w:val="28"/>
+        </w:rPr>
+      </w:pPr>
+      <w:r>
+        <w:rPr>
+          <w:rFonts w:ascii="Times New Roman" w:hAnsi="Times New Roman" w:cs="Times New Roman"/>
+          <w:sz w:val="28"/>
+          <w:szCs w:val="28"/>
+        </w:rPr>
+        <w:t>file_exists(path) : used to check if the file exists</w:t>
+      </w:r>
+    </w:p>
+    <w:p>
+      <w:pPr>
+        <w:ind w:left="720"/>
+        <w:rPr>
+          <w:rFonts w:ascii="Times New Roman" w:hAnsi="Times New Roman" w:cs="Times New Roman"/>
+          <w:sz w:val="28"/>
+          <w:szCs w:val="28"/>
+        </w:rPr>
+      </w:pPr>
+      <w:r>
+        <w:rPr>
+          <w:rFonts w:ascii="Times New Roman" w:hAnsi="Times New Roman" w:cs="Times New Roman"/>
+          <w:sz w:val="28"/>
+          <w:szCs w:val="28"/>
+        </w:rPr>
+        <w:t>folder_exists(path) : used to check if the folder exists</w:t>
+      </w:r>
+    </w:p>
+    <w:p>
+      <w:pPr>
+        <w:ind w:left="720"/>
+        <w:rPr>
+          <w:rFonts w:ascii="Times New Roman" w:hAnsi="Times New Roman" w:cs="Times New Roman"/>
+          <w:sz w:val="28"/>
+          <w:szCs w:val="28"/>
+        </w:rPr>
+      </w:pPr>
+      <w:r>
+        <w:rPr>
+          <w:rFonts w:ascii="Times New Roman" w:hAnsi="Times New Roman" w:cs="Times New Roman"/>
+          <w:sz w:val="28"/>
+          <w:szCs w:val="28"/>
+        </w:rPr>
+        <w:t>list_files(path) : used to list all the files in the workspace</w:t>
+      </w:r>
+    </w:p>
+    <w:p>
+      <w:pPr>
+        <w:ind w:left="720"/>
+        <w:rPr>
+          <w:rFonts w:ascii="Times New Roman" w:hAnsi="Times New Roman" w:cs="Times New Roman"/>
+          <w:sz w:val="28"/>
+          <w:szCs w:val="28"/>
+        </w:rPr>
+      </w:pPr>
+      <w:r>
+        <w:rPr>
+          <w:rFonts w:ascii="Times New Roman" w:hAnsi="Times New Roman" w:cs="Times New Roman"/>
+          <w:sz w:val="28"/>
+          <w:szCs w:val="28"/>
+        </w:rPr>
+        <w:t>list_folders(path) : used to list all the folders in the workspace</w:t>
+      </w:r>
+    </w:p>
+    <w:p>
+      <w:pPr>
+        <w:ind w:left="720"/>
+        <w:rPr>
+          <w:rFonts w:ascii="Times New Roman" w:hAnsi="Times New Roman" w:cs="Times New Roman"/>
+          <w:sz w:val="28"/>
+          <w:szCs w:val="28"/>
+        </w:rPr>
+      </w:pPr>
+      <w:r>
+        <w:rPr>
+          <w:rFonts w:ascii="Times New Roman" w:hAnsi="Times New Roman" w:cs="Times New Roman"/>
+          <w:sz w:val="28"/>
+          <w:szCs w:val="28"/>
+        </w:rPr>
+        <w:t>summarize() : returns all the files and folders in the workspac</w:t>
+      </w:r>
+      <w:r>
+        <w:rPr>
+          <w:rFonts w:ascii="Times New Roman" w:hAnsi="Times New Roman" w:cs="Times New Roman"/>
+          <w:sz w:val="28"/>
+          <w:szCs w:val="28"/>
+        </w:rPr>
+        <w:t>e</w:t>
+      </w:r>
+    </w:p>
+    <w:p>
+      <w:pPr>
+        <w:ind w:left="720"/>
+        <w:rPr>
+          <w:rFonts w:ascii="Times New Roman" w:hAnsi="Times New Roman" w:cs="Times New Roman"/>
+          <w:sz w:val="28"/>
+          <w:szCs w:val="28"/>
+        </w:rPr>
+      </w:pPr>
+    </w:p>
+    <w:p>
+      <w:pPr>
+        <w:ind w:left="720"/>
+        <w:rPr>
+          <w:rFonts w:ascii="Times New Roman" w:hAnsi="Times New Roman" w:cs="Times New Roman"/>
+          <w:sz w:val="28"/>
+          <w:szCs w:val="28"/>
+        </w:rPr>
+      </w:pPr>
+    </w:p>
+    <w:p>
+      <w:pPr>
+        <w:ind w:left="720"/>
+        <w:rPr>
+          <w:rFonts w:ascii="Times New Roman" w:hAnsi="Times New Roman" w:cs="Times New Roman"/>
+          <w:sz w:val="28"/>
+          <w:szCs w:val="28"/>
+        </w:rPr>
+      </w:pPr>
     </w:p>
     <w:p>
       <w:pPr>

--- a/chamber doc.docx
+++ b/chamber doc.docx
@@ -388,10 +388,275 @@
         <w:ind w:left="720"/>
         <w:rPr>
           <w:rFonts w:ascii="Times New Roman" w:hAnsi="Times New Roman" w:cs="Times New Roman"/>
-          <w:sz w:val="28"/>
-          <w:szCs w:val="28"/>
-        </w:rPr>
-      </w:pPr>
+          <w:b/>
+          <w:bCs/>
+          <w:sz w:val="28"/>
+          <w:szCs w:val="28"/>
+          <w:u w:val="single"/>
+        </w:rPr>
+      </w:pPr>
+      <w:r>
+        <w:rPr>
+          <w:rFonts w:ascii="Times New Roman" w:hAnsi="Times New Roman" w:cs="Times New Roman"/>
+          <w:b/>
+          <w:bCs/>
+          <w:sz w:val="28"/>
+          <w:szCs w:val="28"/>
+          <w:u w:val="single"/>
+        </w:rPr>
+        <w:lastRenderedPageBreak/>
+        <w:t>Executioners:</w:t>
+      </w:r>
+    </w:p>
+    <w:p>
+      <w:pPr>
+        <w:ind w:left="720"/>
+        <w:rPr>
+          <w:rFonts w:ascii="Times New Roman" w:hAnsi="Times New Roman" w:cs="Times New Roman"/>
+          <w:b/>
+          <w:bCs/>
+          <w:sz w:val="28"/>
+          <w:szCs w:val="28"/>
+        </w:rPr>
+      </w:pPr>
+      <w:r>
+        <w:rPr>
+          <w:rFonts w:ascii="Times New Roman" w:hAnsi="Times New Roman" w:cs="Times New Roman"/>
+          <w:b/>
+          <w:bCs/>
+          <w:sz w:val="28"/>
+          <w:szCs w:val="28"/>
+        </w:rPr>
+        <w:t xml:space="preserve">Code </w:t>
+      </w:r>
+      <w:r>
+        <w:rPr>
+          <w:rFonts w:ascii="Times New Roman" w:hAnsi="Times New Roman" w:cs="Times New Roman"/>
+          <w:b/>
+          <w:bCs/>
+          <w:sz w:val="28"/>
+          <w:szCs w:val="28"/>
+        </w:rPr>
+        <w:t>Executioner:</w:t>
+      </w:r>
+    </w:p>
+    <w:p>
+      <w:pPr>
+        <w:ind w:left="720"/>
+        <w:rPr>
+          <w:rFonts w:ascii="Times New Roman" w:hAnsi="Times New Roman" w:cs="Times New Roman"/>
+          <w:sz w:val="24"/>
+          <w:szCs w:val="24"/>
+        </w:rPr>
+      </w:pPr>
+      <w:r>
+        <w:rPr>
+          <w:rFonts w:ascii="Times New Roman" w:hAnsi="Times New Roman" w:cs="Times New Roman"/>
+          <w:sz w:val="24"/>
+          <w:szCs w:val="24"/>
+        </w:rPr>
+        <w:t xml:space="preserve">Not called directly, it is used when an executioner needs to implement </w:t>
+      </w:r>
+      <w:r>
+        <w:rPr>
+          <w:rFonts w:ascii="Times New Roman" w:hAnsi="Times New Roman" w:cs="Times New Roman"/>
+          <w:sz w:val="24"/>
+          <w:szCs w:val="24"/>
+        </w:rPr>
+        <w:t>or</w:t>
+      </w:r>
+      <w:r>
+        <w:rPr>
+          <w:rFonts w:ascii="Times New Roman" w:hAnsi="Times New Roman" w:cs="Times New Roman"/>
+          <w:sz w:val="24"/>
+          <w:szCs w:val="24"/>
+        </w:rPr>
+        <w:t xml:space="preserve"> modify</w:t>
+      </w:r>
+      <w:r>
+        <w:rPr>
+          <w:rFonts w:ascii="Times New Roman" w:hAnsi="Times New Roman" w:cs="Times New Roman"/>
+          <w:sz w:val="24"/>
+          <w:szCs w:val="24"/>
+        </w:rPr>
+        <w:t xml:space="preserve"> code</w:t>
+      </w:r>
+      <w:r>
+        <w:rPr>
+          <w:rFonts w:ascii="Times New Roman" w:hAnsi="Times New Roman" w:cs="Times New Roman"/>
+          <w:sz w:val="24"/>
+          <w:szCs w:val="24"/>
+        </w:rPr>
+        <w:t xml:space="preserve"> for their respective task</w:t>
+      </w:r>
+      <w:r>
+        <w:rPr>
+          <w:rFonts w:ascii="Times New Roman" w:hAnsi="Times New Roman" w:cs="Times New Roman"/>
+          <w:sz w:val="24"/>
+          <w:szCs w:val="24"/>
+        </w:rPr>
+        <w:t xml:space="preserve"> after decomposition.</w:t>
+      </w:r>
+    </w:p>
+    <w:p>
+      <w:pPr>
+        <w:ind w:left="720"/>
+        <w:rPr>
+          <w:rFonts w:ascii="Times New Roman" w:hAnsi="Times New Roman" w:cs="Times New Roman"/>
+          <w:sz w:val="24"/>
+          <w:szCs w:val="24"/>
+        </w:rPr>
+      </w:pPr>
+      <w:r>
+        <w:rPr>
+          <w:rFonts w:ascii="Times New Roman" w:hAnsi="Times New Roman" w:cs="Times New Roman"/>
+          <w:sz w:val="24"/>
+          <w:szCs w:val="24"/>
+        </w:rPr>
+        <w:t>Responsibilites:</w:t>
+      </w:r>
+    </w:p>
+    <w:p>
+      <w:pPr>
+        <w:pStyle w:val="ListParagraph"/>
+        <w:numPr>
+          <w:ilvl w:val="0"/>
+          <w:numId w:val="1"/>
+        </w:numPr>
+        <w:rPr>
+          <w:rFonts w:ascii="Times New Roman" w:hAnsi="Times New Roman" w:cs="Times New Roman"/>
+          <w:sz w:val="24"/>
+          <w:szCs w:val="24"/>
+        </w:rPr>
+      </w:pPr>
+      <w:r>
+        <w:rPr>
+          <w:rFonts w:ascii="Times New Roman" w:hAnsi="Times New Roman" w:cs="Times New Roman"/>
+          <w:sz w:val="24"/>
+          <w:szCs w:val="24"/>
+        </w:rPr>
+        <w:t>Generate new code</w:t>
+      </w:r>
+    </w:p>
+    <w:p>
+      <w:pPr>
+        <w:pStyle w:val="ListParagraph"/>
+        <w:numPr>
+          <w:ilvl w:val="0"/>
+          <w:numId w:val="1"/>
+        </w:numPr>
+        <w:rPr>
+          <w:rFonts w:ascii="Times New Roman" w:hAnsi="Times New Roman" w:cs="Times New Roman"/>
+          <w:sz w:val="24"/>
+          <w:szCs w:val="24"/>
+        </w:rPr>
+      </w:pPr>
+      <w:r>
+        <w:rPr>
+          <w:rFonts w:ascii="Times New Roman" w:hAnsi="Times New Roman" w:cs="Times New Roman"/>
+          <w:sz w:val="24"/>
+          <w:szCs w:val="24"/>
+        </w:rPr>
+        <w:t>Edit existing code</w:t>
+      </w:r>
+    </w:p>
+    <w:p>
+      <w:pPr>
+        <w:pStyle w:val="ListParagraph"/>
+        <w:numPr>
+          <w:ilvl w:val="0"/>
+          <w:numId w:val="1"/>
+        </w:numPr>
+        <w:rPr>
+          <w:rFonts w:ascii="Times New Roman" w:hAnsi="Times New Roman" w:cs="Times New Roman"/>
+          <w:sz w:val="28"/>
+          <w:szCs w:val="28"/>
+        </w:rPr>
+      </w:pPr>
+      <w:r>
+        <w:rPr>
+          <w:rFonts w:ascii="Times New Roman" w:hAnsi="Times New Roman" w:cs="Times New Roman"/>
+          <w:sz w:val="24"/>
+          <w:szCs w:val="24"/>
+        </w:rPr>
+        <w:t>Read project structure</w:t>
+      </w:r>
+    </w:p>
+    <w:p>
+      <w:pPr>
+        <w:pStyle w:val="ListParagraph"/>
+        <w:numPr>
+          <w:ilvl w:val="0"/>
+          <w:numId w:val="1"/>
+        </w:numPr>
+        <w:rPr>
+          <w:rFonts w:ascii="Times New Roman" w:hAnsi="Times New Roman" w:cs="Times New Roman"/>
+          <w:sz w:val="28"/>
+          <w:szCs w:val="28"/>
+        </w:rPr>
+      </w:pPr>
+      <w:r>
+        <w:rPr>
+          <w:rFonts w:ascii="Times New Roman" w:hAnsi="Times New Roman" w:cs="Times New Roman"/>
+          <w:sz w:val="24"/>
+          <w:szCs w:val="24"/>
+        </w:rPr>
+        <w:t>File writing (write, patch)</w:t>
+      </w:r>
+    </w:p>
+    <w:p>
+      <w:pPr>
+        <w:ind w:left="720"/>
+        <w:rPr>
+          <w:rFonts w:ascii="Times New Roman" w:hAnsi="Times New Roman" w:cs="Times New Roman"/>
+          <w:sz w:val="28"/>
+          <w:szCs w:val="28"/>
+        </w:rPr>
+      </w:pPr>
+    </w:p>
+    <w:p>
+      <w:pPr>
+        <w:ind w:left="720"/>
+        <w:rPr>
+          <w:rFonts w:ascii="Times New Roman" w:hAnsi="Times New Roman" w:cs="Times New Roman"/>
+          <w:sz w:val="24"/>
+          <w:szCs w:val="24"/>
+        </w:rPr>
+      </w:pPr>
+      <w:r>
+        <w:rPr>
+          <w:rFonts w:ascii="Times New Roman" w:hAnsi="Times New Roman" w:cs="Times New Roman"/>
+          <w:sz w:val="24"/>
+          <w:szCs w:val="24"/>
+        </w:rPr>
+        <w:t>Methods:</w:t>
+      </w:r>
+    </w:p>
+    <w:p>
+      <w:pPr>
+        <w:ind w:left="1440"/>
+        <w:rPr>
+          <w:rFonts w:ascii="Times New Roman" w:hAnsi="Times New Roman" w:cs="Times New Roman"/>
+          <w:sz w:val="24"/>
+          <w:szCs w:val="24"/>
+        </w:rPr>
+      </w:pPr>
+      <w:r>
+        <w:rPr>
+          <w:rFonts w:ascii="Times New Roman" w:hAnsi="Times New Roman" w:cs="Times New Roman"/>
+          <w:sz w:val="24"/>
+          <w:szCs w:val="24"/>
+        </w:rPr>
+        <w:t>Generate_file(state,filePath,instruction): Takes in the state for getting the workspace summary, filePath of where the change has to be made, and the task(instruction) of what to implement.</w:t>
+      </w:r>
+      <w:r>
+        <w:rPr>
+          <w:rFonts w:ascii="Times New Roman" w:hAnsi="Times New Roman" w:cs="Times New Roman"/>
+          <w:sz w:val="24"/>
+          <w:szCs w:val="24"/>
+        </w:rPr>
+        <w:t xml:space="preserve"> Sends in a prompt to the model and returns the code content.</w:t>
+      </w:r>
     </w:p>
     <w:p>
       <w:pPr>
@@ -410,6 +675,127 @@
     </w:sectPr>
   </w:body>
 </w:document>
+</file>
+
+<file path=word/numbering.xml><?xml version="1.0" encoding="utf-8"?>
+<w:numbering xmlns:wpc="http://schemas.microsoft.com/office/word/2010/wordprocessingCanvas" xmlns:cx="http://schemas.microsoft.com/office/drawing/2014/chartex" xmlns:cx1="http://schemas.microsoft.com/office/drawing/2015/9/8/chartex" xmlns:cx2="http://schemas.microsoft.com/office/drawing/2015/10/21/chartex" xmlns:cx3="http://schemas.microsoft.com/office/drawing/2016/5/9/chartex" xmlns:cx4="http://schemas.microsoft.com/office/drawing/2016/5/10/chartex" xmlns:cx5="http://schemas.microsoft.com/office/drawing/2016/5/11/chartex" xmlns:cx6="http://schemas.microsoft.com/office/drawing/2016/5/12/chartex" xmlns:cx7="http://schemas.microsoft.com/office/drawing/2016/5/13/chartex" xmlns:cx8="http://schemas.microsoft.com/office/drawing/2016/5/14/chartex" xmlns:mc="http://schemas.openxmlformats.org/markup-compatibility/2006" xmlns:aink="http://schemas.microsoft.com/office/drawing/2016/ink" xmlns:am3d="http://schemas.microsoft.com/office/drawing/2017/model3d" xmlns:o="urn:schemas-microsoft-com:office:office" xmlns:r="http://schemas.openxmlformats.org/officeDocument/2006/relationships" xmlns:m="http://schemas.openxmlformats.org/officeDocument/2006/math" xmlns:v="urn:schemas-microsoft-com:vml" xmlns:wp14="http://schemas.microsoft.com/office/word/2010/wordprocessingDrawing" xmlns:wp="http://schemas.openxmlformats.org/drawingml/2006/wordprocessingDrawing" xmlns:w10="urn:schemas-microsoft-com:office:word" xmlns:w="http://schemas.openxmlformats.org/wordprocessingml/2006/main" xmlns:w14="http://schemas.microsoft.com/office/word/2010/wordml" xmlns:w15="http://schemas.microsoft.com/office/word/2012/wordml" xmlns:w16cex="http://schemas.microsoft.com/office/word/2018/wordml/cex" xmlns:w16cid="http://schemas.microsoft.com/office/word/2016/wordml/cid" xmlns:w16="http://schemas.microsoft.com/office/word/2018/wordml" xmlns:w16sdtdh="http://schemas.microsoft.com/office/word/2020/wordml/sdtdatahash" xmlns:w16se="http://schemas.microsoft.com/office/word/2015/wordml/symex" xmlns:wpg="http://schemas.microsoft.com/office/word/2010/wordprocessingGroup" xmlns:wpi="http://schemas.microsoft.com/office/word/2010/wordprocessingInk" xmlns:wne="http://schemas.microsoft.com/office/word/2006/wordml" xmlns:wps="http://schemas.microsoft.com/office/word/2010/wordprocessingShape" mc:Ignorable="w14 w15 w16se w16cid w16 w16cex w16sdtdh wp14">
+  <w:abstractNum w:abstractNumId="0" w15:restartNumberingAfterBreak="0">
+    <w:nsid w:val="38A25997"/>
+    <w:multiLevelType w:val="hybridMultilevel"/>
+    <w:tmpl w:val="996C6598"/>
+    <w:lvl w:ilvl="0" w:tplc="40090001">
+      <w:start w:val="1"/>
+      <w:numFmt w:val="bullet"/>
+      <w:lvlText w:val=""/>
+      <w:lvlJc w:val="left"/>
+      <w:pPr>
+        <w:ind w:left="2160" w:hanging="360"/>
+      </w:pPr>
+      <w:rPr>
+        <w:rFonts w:ascii="Symbol" w:hAnsi="Symbol" w:hint="default"/>
+      </w:rPr>
+    </w:lvl>
+    <w:lvl w:ilvl="1" w:tplc="40090003" w:tentative="1">
+      <w:start w:val="1"/>
+      <w:numFmt w:val="bullet"/>
+      <w:lvlText w:val="o"/>
+      <w:lvlJc w:val="left"/>
+      <w:pPr>
+        <w:ind w:left="2880" w:hanging="360"/>
+      </w:pPr>
+      <w:rPr>
+        <w:rFonts w:ascii="Courier New" w:hAnsi="Courier New" w:cs="Courier New" w:hint="default"/>
+      </w:rPr>
+    </w:lvl>
+    <w:lvl w:ilvl="2" w:tplc="40090005" w:tentative="1">
+      <w:start w:val="1"/>
+      <w:numFmt w:val="bullet"/>
+      <w:lvlText w:val=""/>
+      <w:lvlJc w:val="left"/>
+      <w:pPr>
+        <w:ind w:left="3600" w:hanging="360"/>
+      </w:pPr>
+      <w:rPr>
+        <w:rFonts w:ascii="Wingdings" w:hAnsi="Wingdings" w:hint="default"/>
+      </w:rPr>
+    </w:lvl>
+    <w:lvl w:ilvl="3" w:tplc="40090001" w:tentative="1">
+      <w:start w:val="1"/>
+      <w:numFmt w:val="bullet"/>
+      <w:lvlText w:val=""/>
+      <w:lvlJc w:val="left"/>
+      <w:pPr>
+        <w:ind w:left="4320" w:hanging="360"/>
+      </w:pPr>
+      <w:rPr>
+        <w:rFonts w:ascii="Symbol" w:hAnsi="Symbol" w:hint="default"/>
+      </w:rPr>
+    </w:lvl>
+    <w:lvl w:ilvl="4" w:tplc="40090003" w:tentative="1">
+      <w:start w:val="1"/>
+      <w:numFmt w:val="bullet"/>
+      <w:lvlText w:val="o"/>
+      <w:lvlJc w:val="left"/>
+      <w:pPr>
+        <w:ind w:left="5040" w:hanging="360"/>
+      </w:pPr>
+      <w:rPr>
+        <w:rFonts w:ascii="Courier New" w:hAnsi="Courier New" w:cs="Courier New" w:hint="default"/>
+      </w:rPr>
+    </w:lvl>
+    <w:lvl w:ilvl="5" w:tplc="40090005" w:tentative="1">
+      <w:start w:val="1"/>
+      <w:numFmt w:val="bullet"/>
+      <w:lvlText w:val=""/>
+      <w:lvlJc w:val="left"/>
+      <w:pPr>
+        <w:ind w:left="5760" w:hanging="360"/>
+      </w:pPr>
+      <w:rPr>
+        <w:rFonts w:ascii="Wingdings" w:hAnsi="Wingdings" w:hint="default"/>
+      </w:rPr>
+    </w:lvl>
+    <w:lvl w:ilvl="6" w:tplc="40090001" w:tentative="1">
+      <w:start w:val="1"/>
+      <w:numFmt w:val="bullet"/>
+      <w:lvlText w:val=""/>
+      <w:lvlJc w:val="left"/>
+      <w:pPr>
+        <w:ind w:left="6480" w:hanging="360"/>
+      </w:pPr>
+      <w:rPr>
+        <w:rFonts w:ascii="Symbol" w:hAnsi="Symbol" w:hint="default"/>
+      </w:rPr>
+    </w:lvl>
+    <w:lvl w:ilvl="7" w:tplc="40090003" w:tentative="1">
+      <w:start w:val="1"/>
+      <w:numFmt w:val="bullet"/>
+      <w:lvlText w:val="o"/>
+      <w:lvlJc w:val="left"/>
+      <w:pPr>
+        <w:ind w:left="7200" w:hanging="360"/>
+      </w:pPr>
+      <w:rPr>
+        <w:rFonts w:ascii="Courier New" w:hAnsi="Courier New" w:cs="Courier New" w:hint="default"/>
+      </w:rPr>
+    </w:lvl>
+    <w:lvl w:ilvl="8" w:tplc="40090005" w:tentative="1">
+      <w:start w:val="1"/>
+      <w:numFmt w:val="bullet"/>
+      <w:lvlText w:val=""/>
+      <w:lvlJc w:val="left"/>
+      <w:pPr>
+        <w:ind w:left="7920" w:hanging="360"/>
+      </w:pPr>
+      <w:rPr>
+        <w:rFonts w:ascii="Wingdings" w:hAnsi="Wingdings" w:hint="default"/>
+      </w:rPr>
+    </w:lvl>
+  </w:abstractNum>
+  <w:num w:numId="1">
+    <w:abstractNumId w:val="0"/>
+  </w:num>
+</w:numbering>
 </file>
 
 <file path=word/styles.xml><?xml version="1.0" encoding="utf-8"?>
@@ -838,6 +1224,17 @@
     <w:semiHidden/>
     <w:unhideWhenUsed/>
   </w:style>
+  <w:style w:type="paragraph" w:styleId="ListParagraph">
+    <w:name w:val="List Paragraph"/>
+    <w:basedOn w:val="Normal"/>
+    <w:uiPriority w:val="34"/>
+    <w:qFormat/>
+    <w:rsid w:val="00EF0523"/>
+    <w:pPr>
+      <w:ind w:left="720"/>
+      <w:contextualSpacing/>
+    </w:pPr>
+  </w:style>
 </w:styles>
 </file>
 
